--- a/src/templates/prepped/lien-waiver-conditional.docx
+++ b/src/templates/prepped/lien-waiver-conditional.docx
@@ -487,10 +487,10 @@
       </w:pPr>
       <w:r>
         <w:rPr>
-          <w:sz w:val="40"/>
-          <w:szCs w:val="40"/>
-        </w:rPr>
-        <w:t xml:space="preserve"/>
+          <w:sz w:val="28"/>
+          <w:szCs w:val="28"/>
+        </w:rPr>
+        <w:t xml:space="preserve">{{contractor_signature}}</w:t>
       </w:r>
     </w:p>
     <w:p>
@@ -530,7 +530,7 @@
           <w:sz w:val="28"/>
           <w:szCs w:val="28"/>
         </w:rPr>
-        <w:t xml:space="preserve"/>
+        <w:t xml:space="preserve">Tony Columbus</w:t>
       </w:r>
     </w:p>
     <w:p>
@@ -570,7 +570,7 @@
           <w:sz w:val="28"/>
           <w:szCs w:val="28"/>
         </w:rPr>
-        <w:t xml:space="preserve"/>
+        <w:t xml:space="preserve">{{contractor_date}}</w:t>
       </w:r>
     </w:p>
     <w:p>

--- a/src/templates/prepped/lien-waiver-conditional.docx
+++ b/src/templates/prepped/lien-waiver-conditional.docx
@@ -486,11 +486,41 @@
         <w:spacing w:after="60" w:before="60"/>
       </w:pPr>
       <w:r>
-        <w:rPr>
-          <w:sz w:val="28"/>
-          <w:szCs w:val="28"/>
-        </w:rPr>
-        <w:t xml:space="preserve">{{contractor_signature}}</w:t>
+        <w:drawing>
+          <wp:inline xmlns:wp="http://schemas.openxmlformats.org/drawingml/2006/wordprocessingDrawing" distT="0" distB="0" distL="0" distR="0">
+            <wp:extent cx="1428750" cy="381000"/>
+            <wp:effectExtent l="0" t="0" r="0" b="0"/>
+            <wp:docPr id="901" name="contractor-sig"/>
+            <wp:cNvGraphicFramePr>
+              <a:graphicFrameLocks xmlns:a="http://schemas.openxmlformats.org/drawingml/2006/main" noChangeAspect="1"/>
+            </wp:cNvGraphicFramePr>
+            <a:graphic xmlns:a="http://schemas.openxmlformats.org/drawingml/2006/main">
+              <a:graphicData uri="http://schemas.openxmlformats.org/drawingml/2006/picture">
+                <pic:pic xmlns:pic="http://schemas.openxmlformats.org/drawingml/2006/picture">
+                  <pic:nvPicPr>
+                    <pic:cNvPr id="901" name="contractor-sig"/>
+                    <pic:cNvPicPr/>
+                  </pic:nvPicPr>
+                  <pic:blipFill>
+                    <a:blip xmlns:r="http://schemas.openxmlformats.org/officeDocument/2006/relationships" r:embed="rId901"/>
+                    <a:stretch>
+                      <a:fillRect/>
+                    </a:stretch>
+                  </pic:blipFill>
+                  <pic:spPr>
+                    <a:xfrm>
+                      <a:off x="0" y="0"/>
+                      <a:ext cx="1428750" cy="381000"/>
+                    </a:xfrm>
+                    <a:prstGeom prst="rect">
+                      <a:avLst/>
+                    </a:prstGeom>
+                  </pic:spPr>
+                </pic:pic>
+              </a:graphicData>
+            </a:graphic>
+          </wp:inline>
+        </w:drawing>
       </w:r>
     </w:p>
     <w:p>
@@ -616,22 +646,6 @@
           <w:szCs w:val="20"/>
         </w:rPr>
         <w:t xml:space="preserve"/>
-      </w:r>
-    </w:p>
-    <w:p>
-      <w:pPr>
-        <w:spacing w:after="60" w:before="60"/>
-      </w:pPr>
-      <w:r>
-        <w:rPr>
-          <w:rFonts w:ascii="Arial" w:cs="Arial" w:eastAsia="Arial" w:hAnsi="Arial"/>
-          <w:b/>
-          <w:bCs/>
-          <w:color w:val="CC0000"/>
-          <w:sz w:val="18"/>
-          <w:szCs w:val="18"/>
-        </w:rPr>
-        <w:t xml:space="preserve">NOTICE: This document waives rights unconditionally and states that you have been paid for giving up those rights. This document is enforceable against you if you sign it, even if you have not been paid. If you have not been paid, use a conditional release form.</w:t>
       </w:r>
     </w:p>
     <w:p>
